--- a/Sistema de Gestión de Inventario Inteligente (SGII).docx
+++ b/Sistema de Gestión de Inventario Inteligente (SGII).docx
@@ -44,7 +44,7 @@
     <w:p>
       <w:r>
         <w:pict w14:anchorId="23C454D1">
-          <v:rect id="_x0000_i1085" style="width:0;height:1.5pt" o:hralign="center" o:hrstd="t" o:hr="t" fillcolor="#a0a0a0" stroked="f"/>
+          <v:rect id="_x0000_i1025" style="width:0;height:1.5pt" o:hralign="center" o:hrstd="t" o:hr="t" fillcolor="#a0a0a0" stroked="f"/>
         </w:pict>
       </w:r>
     </w:p>
@@ -336,7 +336,7 @@
     <w:p>
       <w:r>
         <w:pict w14:anchorId="3DF6898D">
-          <v:rect id="_x0000_i1086" style="width:0;height:1.5pt" o:hralign="center" o:hrstd="t" o:hr="t" fillcolor="#a0a0a0" stroked="f"/>
+          <v:rect id="_x0000_i1026" style="width:0;height:1.5pt" o:hralign="center" o:hrstd="t" o:hr="t" fillcolor="#a0a0a0" stroked="f"/>
         </w:pict>
       </w:r>
     </w:p>
@@ -793,7 +793,7 @@
     <w:p>
       <w:r>
         <w:pict w14:anchorId="3607C5D5">
-          <v:rect id="_x0000_i1087" style="width:0;height:1.5pt" o:hralign="center" o:hrstd="t" o:hr="t" fillcolor="#a0a0a0" stroked="f"/>
+          <v:rect id="_x0000_i1027" style="width:0;height:1.5pt" o:hralign="center" o:hrstd="t" o:hr="t" fillcolor="#a0a0a0" stroked="f"/>
         </w:pict>
       </w:r>
     </w:p>
@@ -864,7 +864,7 @@
     <w:p>
       <w:r>
         <w:pict w14:anchorId="633D4D86">
-          <v:rect id="_x0000_i1088" style="width:0;height:1.5pt" o:hralign="center" o:hrstd="t" o:hr="t" fillcolor="#a0a0a0" stroked="f"/>
+          <v:rect id="_x0000_i1028" style="width:0;height:1.5pt" o:hralign="center" o:hrstd="t" o:hr="t" fillcolor="#a0a0a0" stroked="f"/>
         </w:pict>
       </w:r>
     </w:p>
@@ -1127,7 +1127,7 @@
     <w:p>
       <w:r>
         <w:pict w14:anchorId="41D40305">
-          <v:rect id="_x0000_i1089" style="width:0;height:1.5pt" o:hralign="center" o:hrstd="t" o:hr="t" fillcolor="#a0a0a0" stroked="f"/>
+          <v:rect id="_x0000_i1029" style="width:0;height:1.5pt" o:hralign="center" o:hrstd="t" o:hr="t" fillcolor="#a0a0a0" stroked="f"/>
         </w:pict>
       </w:r>
     </w:p>
@@ -1239,7 +1239,7 @@
     <w:p>
       <w:r>
         <w:pict w14:anchorId="7D849B86">
-          <v:rect id="_x0000_i1090" style="width:0;height:1.5pt" o:hralign="center" o:hrstd="t" o:hr="t" fillcolor="#a0a0a0" stroked="f"/>
+          <v:rect id="_x0000_i1030" style="width:0;height:1.5pt" o:hralign="center" o:hrstd="t" o:hr="t" fillcolor="#a0a0a0" stroked="f"/>
         </w:pict>
       </w:r>
     </w:p>
@@ -1448,7 +1448,7 @@
     <w:p>
       <w:r>
         <w:pict w14:anchorId="634F532C">
-          <v:rect id="_x0000_i1091" style="width:0;height:1.5pt" o:hralign="center" o:hrstd="t" o:hr="t" fillcolor="#a0a0a0" stroked="f"/>
+          <v:rect id="_x0000_i1031" style="width:0;height:1.5pt" o:hralign="center" o:hrstd="t" o:hr="t" fillcolor="#a0a0a0" stroked="f"/>
         </w:pict>
       </w:r>
     </w:p>
@@ -1717,7 +1717,7 @@
     <w:p>
       <w:r>
         <w:pict w14:anchorId="7536A39C">
-          <v:rect id="_x0000_i1092" style="width:0;height:1.5pt" o:hralign="center" o:hrstd="t" o:hr="t" fillcolor="#a0a0a0" stroked="f"/>
+          <v:rect id="_x0000_i1032" style="width:0;height:1.5pt" o:hralign="center" o:hrstd="t" o:hr="t" fillcolor="#a0a0a0" stroked="f"/>
         </w:pict>
       </w:r>
     </w:p>
@@ -2175,7 +2175,7 @@
     <w:p>
       <w:r>
         <w:pict w14:anchorId="4C2F95B3">
-          <v:rect id="_x0000_i1093" style="width:0;height:1.5pt" o:hralign="center" o:hrstd="t" o:hr="t" fillcolor="#a0a0a0" stroked="f"/>
+          <v:rect id="_x0000_i1033" style="width:0;height:1.5pt" o:hralign="center" o:hrstd="t" o:hr="t" fillcolor="#a0a0a0" stroked="f"/>
         </w:pict>
       </w:r>
     </w:p>
@@ -2582,92 +2582,10 @@
     <w:p>
       <w:r>
         <w:pict w14:anchorId="588EE1F2">
-          <v:rect id="_x0000_i1094" style="width:0;height:1.5pt" o:hralign="center" o:hrstd="t" o:hr="t" fillcolor="#a0a0a0" stroked="f"/>
+          <v:rect id="_x0000_i1034" style="width:0;height:1.5pt" o:hralign="center" o:hrstd="t" o:hr="t" fillcolor="#a0a0a0" stroked="f"/>
         </w:pict>
       </w:r>
     </w:p>
-    <w:p>
-      <w:pPr>
-        <w:rPr>
-          <w:b/>
-          <w:bCs/>
-        </w:rPr>
-      </w:pPr>
-      <w:r>
-        <w:rPr>
-          <w:b/>
-          <w:bCs/>
-        </w:rPr>
-        <w:t>Conclusión</w:t>
-      </w:r>
-    </w:p>
-    <w:p>
-      <w:r>
-        <w:t>Como resultado de este ejercicio se obtiene:</w:t>
-      </w:r>
-    </w:p>
-    <w:p>
-      <w:pPr>
-        <w:numPr>
-          <w:ilvl w:val="0"/>
-          <w:numId w:val="20"/>
-        </w:numPr>
-      </w:pPr>
-      <w:r>
-        <w:lastRenderedPageBreak/>
-        <w:t xml:space="preserve">Identificación de actores del sistema </w:t>
-      </w:r>
-    </w:p>
-    <w:p>
-      <w:pPr>
-        <w:numPr>
-          <w:ilvl w:val="0"/>
-          <w:numId w:val="20"/>
-        </w:numPr>
-      </w:pPr>
-      <w:r>
-        <w:t xml:space="preserve">Reglas de negocio claras </w:t>
-      </w:r>
-    </w:p>
-    <w:p>
-      <w:pPr>
-        <w:numPr>
-          <w:ilvl w:val="0"/>
-          <w:numId w:val="20"/>
-        </w:numPr>
-      </w:pPr>
-      <w:r>
-        <w:t xml:space="preserve">Requerimientos no funcionales iniciales </w:t>
-      </w:r>
-    </w:p>
-    <w:p>
-      <w:pPr>
-        <w:numPr>
-          <w:ilvl w:val="0"/>
-          <w:numId w:val="20"/>
-        </w:numPr>
-      </w:pPr>
-      <w:r>
-        <w:t xml:space="preserve">Priorización de funcionalidades </w:t>
-      </w:r>
-    </w:p>
-    <w:p>
-      <w:pPr>
-        <w:numPr>
-          <w:ilvl w:val="0"/>
-          <w:numId w:val="20"/>
-        </w:numPr>
-      </w:pPr>
-      <w:r>
-        <w:t xml:space="preserve">Criterios de aceptación definidos </w:t>
-      </w:r>
-    </w:p>
-    <w:p>
-      <w:r>
-        <w:t>Esto constituye una base sólida para continuar con el modelado UML, especificación detallada y diseño de arquitectura.</w:t>
-      </w:r>
-    </w:p>
-    <w:p/>
     <w:sectPr>
       <w:pgSz w:w="11906" w:h="16838"/>
       <w:pgMar w:top="1417" w:right="1701" w:bottom="1417" w:left="1701" w:header="708" w:footer="708" w:gutter="0"/>
@@ -6290,6 +6208,7 @@
   <w:style w:type="character" w:default="1" w:styleId="Fuentedeprrafopredeter">
     <w:name w:val="Default Paragraph Font"/>
     <w:uiPriority w:val="1"/>
+    <w:semiHidden/>
     <w:unhideWhenUsed/>
   </w:style>
   <w:style w:type="table" w:default="1" w:styleId="Tablanormal">
